--- a/xp-hc-vlncn-sct-vn/skills/xp-hc-vlncn-sct-vn/vi-du-thuc-te/bo-ho-so-kiem-tra-HCM-TayBac/2026.08.17. Biên bản 3 - Kiểm tra, xác minh các hộ chiếu nổ mìn - Hóa chất mỏ Tây Bắc.docx
+++ b/xp-hc-vlncn-sct-vn/skills/xp-hc-vlncn-sct-vn/vi-du-thuc-te/bo-ho-so-kiem-tra-HCM-TayBac/2026.08.17. Biên bản 3 - Kiểm tra, xác minh các hộ chiếu nổ mìn - Hóa chất mỏ Tây Bắc.docx
@@ -3774,7 +3774,7 @@
                 <w:b/>
                 <w:sz w:val="26"/>
               </w:rPr>
-              <w:t xml:space="preserve">ĐẠI DIỆN CÔNG TY CÔNG NGHIỆP</w:t>
+              <w:t xml:space="preserve">CÔNG TY CÔNG NGHIỆP</w:t>
             </w:r>
           </w:p>
           <w:p>
@@ -3799,10 +3799,10 @@
             <w:r>
               <w:rPr>
                 <w:rFonts w:ascii="Times New Roman" w:hAnsi="Times New Roman"/>
+                <w:b/>
                 <w:sz w:val="26"/>
-                <w:i/>
               </w:rPr>
-              <w:t xml:space="preserve">(Ký, ghi rõ họ và tên)</w:t>
+              <w:t xml:space="preserve">GIÁM ĐỐC</w:t>
             </w:r>
           </w:p>
           <w:p>
@@ -3886,7 +3886,7 @@
                 <w:sz w:val="26"/>
                 <w:spacing w:val="-10"/>
               </w:rPr>
-              <w:t xml:space="preserve">ĐẠI DIỆN ĐOÀN KIỂM TRA</w:t>
+              <w:t xml:space="preserve">TM. ĐOÀN KIỂM TRA</w:t>
             </w:r>
           </w:p>
           <w:p>
@@ -3897,11 +3897,11 @@
             <w:r>
               <w:rPr>
                 <w:rFonts w:ascii="Times New Roman" w:hAnsi="Times New Roman"/>
+                <w:b/>
                 <w:sz w:val="26"/>
                 <w:spacing w:val="-10"/>
-                <w:i/>
               </w:rPr>
-              <w:t xml:space="preserve">(Ký, ghi rõ họ và tên)</w:t>
+              <w:t xml:space="preserve">TRƯỞNG ĐOÀN</w:t>
             </w:r>
           </w:p>
           <w:p>
